--- a/fuentes/CFA4_228146_DU.docx
+++ b/fuentes/CFA4_228146_DU.docx
@@ -213,7 +213,7 @@
               </wp:anchor>
             </w:drawing>
           </mc:Choice>
-          <mc:Fallback xmlns:w16cex="http://schemas.microsoft.com/office/word/2018/wordml/cex" xmlns:w16="http://schemas.microsoft.com/office/word/2018/wordml" xmlns:w16sdtdh="http://schemas.microsoft.com/office/word/2020/wordml/sdtdatahash">
+          <mc:Fallback xmlns:w16sdtdh="http://schemas.microsoft.com/office/word/2020/wordml/sdtdatahash" xmlns:w16="http://schemas.microsoft.com/office/word/2018/wordml" xmlns:w16cex="http://schemas.microsoft.com/office/word/2018/wordml/cex">
             <w:pict>
               <v:rect w14:anchorId="5C6229C9" id="Rectángulo 4" o:spid="_x0000_s1026" style="position:absolute;margin-left:-55.7pt;margin-top:29pt;width:613.85pt;height:204pt;z-index:-251659776;visibility:visible;mso-wrap-style:square;mso-width-percent:0;mso-height-percent:0;mso-wrap-distance-left:9pt;mso-wrap-distance-top:0;mso-wrap-distance-right:9pt;mso-wrap-distance-bottom:0;mso-position-horizontal:absolute;mso-position-horizontal-relative:text;mso-position-vertical:absolute;mso-position-vertical-relative:text;mso-width-percent:0;mso-height-percent:0;mso-width-relative:page;mso-height-relative:margin;v-text-anchor:middle" o:gfxdata="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" fillcolor="#00314d" stroked="f" strokeweight="1pt"/>
             </w:pict>
@@ -807,7 +807,16 @@
             <w:rStyle w:val="Hipervnculo"/>
             <w:noProof/>
           </w:rPr>
-          <w:t>Tipos de lenguajes de programación: compilados e interpretados</w:t>
+          <w:t>Tipos de l</w:t>
+        </w:r>
+        <w:bookmarkStart w:id="0" w:name="_GoBack"/>
+        <w:bookmarkEnd w:id="0"/>
+        <w:r>
+          <w:rPr>
+            <w:rStyle w:val="Hipervnculo"/>
+            <w:noProof/>
+          </w:rPr>
+          <w:t>enguajes de programación: compilados e interpretados</w:t>
         </w:r>
         <w:r>
           <w:rPr>
@@ -2869,13 +2878,13 @@
         <w:lastRenderedPageBreak/>
         <w:fldChar w:fldCharType="end"/>
       </w:r>
-      <w:bookmarkStart w:id="0" w:name="_Toc176443691"/>
-      <w:bookmarkStart w:id="1" w:name="_Toc228784692"/>
+      <w:bookmarkStart w:id="1" w:name="_Toc176443691"/>
+      <w:bookmarkStart w:id="2" w:name="_Toc228784692"/>
       <w:r>
         <w:t>Introducción</w:t>
       </w:r>
-      <w:bookmarkEnd w:id="0"/>
       <w:bookmarkEnd w:id="1"/>
+      <w:bookmarkEnd w:id="2"/>
     </w:p>
     <w:p>
       <w:pPr>
@@ -3072,12 +3081,12 @@
       <w:pPr>
         <w:pStyle w:val="Ttulo1"/>
       </w:pPr>
-      <w:bookmarkStart w:id="2" w:name="_Toc228784693"/>
+      <w:bookmarkStart w:id="3" w:name="_Toc228784693"/>
       <w:r>
         <w:lastRenderedPageBreak/>
         <w:t>Fundamentos de programación</w:t>
       </w:r>
-      <w:bookmarkEnd w:id="2"/>
+      <w:bookmarkEnd w:id="3"/>
     </w:p>
     <w:p>
       <w:pPr>
@@ -3130,13 +3139,6 @@
         </w:rPr>
         <w:t>En la programación también se utilizan variables, que son espacios en memoria donde se almacenan datos que pueden cambiar durante la ejecución del programa. Estas variables tienen tipos de datos específicos como números, cadenas de texto o valores booleanos.</w:t>
       </w:r>
-    </w:p>
-    <w:p>
-      <w:pPr>
-        <w:rPr>
-          <w:lang w:eastAsia="es-CO"/>
-        </w:rPr>
-      </w:pPr>
     </w:p>
     <w:p>
       <w:pPr>
@@ -3193,6 +3195,13 @@
     </w:p>
     <w:p>
       <w:pPr>
+        <w:rPr>
+          <w:lang w:eastAsia="es-CO"/>
+        </w:rPr>
+      </w:pPr>
+    </w:p>
+    <w:p>
+      <w:pPr>
         <w:pStyle w:val="Prrafodelista"/>
         <w:numPr>
           <w:ilvl w:val="0"/>
@@ -3425,32 +3434,43 @@
           <w:lang w:eastAsia="es-CO"/>
         </w:rPr>
       </w:pPr>
-    </w:p>
-    <w:p>
-      <w:pPr>
+      <w:r>
         <w:rPr>
           <w:lang w:eastAsia="es-CO"/>
         </w:rPr>
-      </w:pPr>
-      <w:r>
+        <w:lastRenderedPageBreak/>
+        <w:t>El desarrollo de habilidades en programación también implica el uso de buenas prácticas como la documentación del código, el uso de nombres descriptivos para variables y funciones, y la organización adecuada del proyecto.</w:t>
+      </w:r>
+    </w:p>
+    <w:p>
+      <w:pPr>
         <w:rPr>
           <w:lang w:eastAsia="es-CO"/>
         </w:rPr>
-        <w:t>El desarrollo de habilidades en programación también implica el uso de buenas prácticas como la documentación del código, el uso de nombres descriptivos para variables y funciones, y la organización adecuada del proyecto.</w:t>
-      </w:r>
-    </w:p>
-    <w:p>
-      <w:pPr>
+      </w:pPr>
+      <w:r>
         <w:rPr>
           <w:lang w:eastAsia="es-CO"/>
         </w:rPr>
-      </w:pPr>
-      <w:r>
+        <w:t>Finalmente, comprender los fundamentos de programación es esencial para avanzar hacia temas más complejos como estructuras de datos, desarrollo web, inteligencia artificial y sistemas distribuidos.</w:t>
+      </w:r>
+    </w:p>
+    <w:p>
+      <w:pPr>
         <w:rPr>
           <w:lang w:eastAsia="es-CO"/>
         </w:rPr>
-        <w:t>Finalmente, comprender los fundamentos de programación es esencial para avanzar hacia temas más complejos como estructuras de datos, desarrollo web, inteligencia artificial y sistemas distribuidos.</w:t>
-      </w:r>
+      </w:pPr>
+    </w:p>
+    <w:p>
+      <w:pPr>
+        <w:pStyle w:val="Ttulo2"/>
+      </w:pPr>
+      <w:bookmarkStart w:id="4" w:name="_Toc228784694"/>
+      <w:r>
+        <w:t>Conceptos básicos de programación</w:t>
+      </w:r>
+      <w:bookmarkEnd w:id="4"/>
     </w:p>
     <w:p>
       <w:pPr>
@@ -3458,85 +3478,18 @@
           <w:lang w:eastAsia="es-CO"/>
         </w:rPr>
       </w:pPr>
-    </w:p>
-    <w:p>
-      <w:pPr>
-        <w:pStyle w:val="Ttulo2"/>
-      </w:pPr>
-      <w:bookmarkStart w:id="3" w:name="_Toc228784694"/>
-      <w:r>
-        <w:t>Conceptos básicos de programación</w:t>
-      </w:r>
-      <w:bookmarkEnd w:id="3"/>
-    </w:p>
-    <w:p>
-      <w:pPr>
+      <w:r>
         <w:rPr>
           <w:lang w:eastAsia="es-CO"/>
         </w:rPr>
-      </w:pPr>
-      <w:r>
-        <w:rPr>
-          <w:lang w:eastAsia="es-CO"/>
-        </w:rPr>
         <w:t>Para desglosar un poco esta temática, se invita a acceder a al siguiente video introductorio, en el cual se presentan de manera general los conceptos básicos de la programación. A través de explicaciones claras y ejemplos sencillos, se aborda qué es un programa, cómo se estructuran los algoritmos y cuál es el papel de las variables y los datos, proporcionando una base conceptual para el estudio de la programación:</w:t>
       </w:r>
     </w:p>
     <w:p>
       <w:pPr>
-        <w:rPr>
-          <w:lang w:eastAsia="es-CO"/>
-        </w:rPr>
-      </w:pPr>
-    </w:p>
-    <w:p>
-      <w:pPr>
-        <w:rPr>
-          <w:lang w:eastAsia="es-CO"/>
-        </w:rPr>
-      </w:pPr>
-    </w:p>
-    <w:p>
-      <w:pPr>
-        <w:rPr>
-          <w:lang w:eastAsia="es-CO"/>
-        </w:rPr>
-      </w:pPr>
-    </w:p>
-    <w:p>
-      <w:pPr>
-        <w:rPr>
-          <w:lang w:eastAsia="es-CO"/>
-        </w:rPr>
-      </w:pPr>
-    </w:p>
-    <w:p>
-      <w:pPr>
-        <w:rPr>
-          <w:lang w:eastAsia="es-CO"/>
-        </w:rPr>
-      </w:pPr>
-    </w:p>
-    <w:p>
-      <w:pPr>
-        <w:rPr>
-          <w:lang w:eastAsia="es-CO"/>
-        </w:rPr>
-      </w:pPr>
-    </w:p>
-    <w:p>
-      <w:pPr>
-        <w:rPr>
-          <w:lang w:eastAsia="es-CO"/>
-        </w:rPr>
-      </w:pPr>
-    </w:p>
-    <w:p>
-      <w:pPr>
         <w:pStyle w:val="Video"/>
       </w:pPr>
       <w:r>
-        <w:lastRenderedPageBreak/>
         <w:t>Conceptos básicos de programación</w:t>
       </w:r>
     </w:p>
@@ -3550,9 +3503,9 @@
           <w:noProof/>
         </w:rPr>
         <w:drawing>
-          <wp:inline distT="0" distB="0" distL="0" distR="0" wp14:anchorId="7CD86D47" wp14:editId="7387D072">
-            <wp:extent cx="4971979" cy="2796738"/>
-            <wp:effectExtent l="0" t="0" r="635" b="3810"/>
+          <wp:inline distT="0" distB="0" distL="0" distR="0" wp14:anchorId="7CD86D47" wp14:editId="7187F92B">
+            <wp:extent cx="4680000" cy="2631600"/>
+            <wp:effectExtent l="0" t="0" r="6350" b="0"/>
             <wp:docPr id="8" name="Imagen 8">
               <a:extLst xmlns:a="http://schemas.openxmlformats.org/drawingml/2006/main">
                 <a:ext uri="{C183D7F6-B498-43B3-948B-1728B52AA6E4}">
@@ -3588,7 +3541,7 @@
                   <pic:spPr bwMode="auto">
                     <a:xfrm>
                       <a:off x="0" y="0"/>
-                      <a:ext cx="4988679" cy="2806132"/>
+                      <a:ext cx="4680000" cy="2631600"/>
                     </a:xfrm>
                     <a:prstGeom prst="rect">
                       <a:avLst/>
@@ -3602,7 +3555,7 @@
         </w:drawing>
       </w:r>
     </w:p>
-    <w:bookmarkStart w:id="4" w:name="_Hlk161159634"/>
+    <w:bookmarkStart w:id="5" w:name="_Hlk161159634"/>
     <w:p>
       <w:pPr>
         <w:ind w:firstLine="0"/>
@@ -3615,6 +3568,7 @@
         <w:rPr>
           <w:b/>
         </w:rPr>
+        <w:lastRenderedPageBreak/>
         <w:fldChar w:fldCharType="begin"/>
       </w:r>
       <w:r>
@@ -3622,11 +3576,6 @@
           <w:b/>
         </w:rPr>
         <w:instrText xml:space="preserve"> HYPERLINK "https://www.youtube.com/watch?v=S2n1fsyxr4U" </w:instrText>
-      </w:r>
-      <w:r>
-        <w:rPr>
-          <w:b/>
-        </w:rPr>
       </w:r>
       <w:r>
         <w:rPr>
@@ -3710,7 +3659,6 @@
               </w:numPr>
             </w:pPr>
             <w:r>
-              <w:lastRenderedPageBreak/>
               <w:t>Inicio</w:t>
             </w:r>
           </w:p>
@@ -3764,7 +3712,11 @@
           </w:p>
           <w:p>
             <w:r>
-              <w:t>Este ejemplo representa un algoritmo sencillo que permite calcular la ganancia obtenida a partir de una compra y una venta. El algoritmo inicia solicitando dos datos de entrada: el precio de compra y el precio de venta. Luego, durante el proceso, se realiza una operación aritmética restando el precio de venta al precio de compra para obtener la ganancia. Finalmente, el resultado calculado se muestra como dato de salida y el algoritmo finaliza su ejecución.</w:t>
+              <w:t xml:space="preserve">Este ejemplo representa un algoritmo sencillo que permite calcular la ganancia obtenida a partir de una compra y una venta. El algoritmo inicia solicitando dos datos de entrada: el precio de compra y el precio de venta. Luego, durante el proceso, se realiza una operación aritmética restando el precio de venta al precio de compra para </w:t>
+            </w:r>
+            <w:r>
+              <w:lastRenderedPageBreak/>
+              <w:t>obtener la ganancia. Finalmente, el resultado calculado se muestra como dato de salida y el algoritmo finaliza su ejecución.</w:t>
             </w:r>
           </w:p>
           <w:p>
@@ -3774,16 +3726,11 @@
           </w:p>
         </w:tc>
       </w:tr>
-      <w:bookmarkEnd w:id="4"/>
+      <w:bookmarkEnd w:id="5"/>
     </w:tbl>
     <w:p/>
-    <w:p/>
-    <w:p/>
-    <w:p/>
-    <w:p/>
-    <w:p>
-      <w:r>
-        <w:lastRenderedPageBreak/>
+    <w:p>
+      <w:r>
         <w:t xml:space="preserve">Ejemplos de tipos de datos que existen en lenguajes de programación son: </w:t>
       </w:r>
     </w:p>
@@ -3802,12 +3749,12 @@
         <w:tblLook w:val="04A0" w:firstRow="1" w:lastRow="0" w:firstColumn="1" w:lastColumn="0" w:noHBand="0" w:noVBand="1"/>
       </w:tblPr>
       <w:tblGrid>
-        <w:gridCol w:w="1240"/>
+        <w:gridCol w:w="1238"/>
         <w:gridCol w:w="2018"/>
-        <w:gridCol w:w="1236"/>
-        <w:gridCol w:w="2913"/>
-        <w:gridCol w:w="1198"/>
-        <w:gridCol w:w="1357"/>
+        <w:gridCol w:w="1139"/>
+        <w:gridCol w:w="3015"/>
+        <w:gridCol w:w="1196"/>
+        <w:gridCol w:w="1356"/>
       </w:tblGrid>
       <w:tr>
         <w:trPr>
@@ -3842,7 +3789,7 @@
         </w:tc>
         <w:tc>
           <w:tcPr>
-            <w:tcW w:w="1236" w:type="dxa"/>
+            <w:tcW w:w="1132" w:type="dxa"/>
           </w:tcPr>
           <w:p>
             <w:pPr>
@@ -3855,7 +3802,7 @@
         </w:tc>
         <w:tc>
           <w:tcPr>
-            <w:tcW w:w="2913" w:type="dxa"/>
+            <w:tcW w:w="3017" w:type="dxa"/>
           </w:tcPr>
           <w:p>
             <w:pPr>
@@ -3925,7 +3872,7 @@
         </w:tc>
         <w:tc>
           <w:tcPr>
-            <w:tcW w:w="1236" w:type="dxa"/>
+            <w:tcW w:w="1132" w:type="dxa"/>
           </w:tcPr>
           <w:p>
             <w:pPr>
@@ -3938,7 +3885,7 @@
         </w:tc>
         <w:tc>
           <w:tcPr>
-            <w:tcW w:w="2913" w:type="dxa"/>
+            <w:tcW w:w="3017" w:type="dxa"/>
           </w:tcPr>
           <w:p>
             <w:pPr>
@@ -4005,7 +3952,7 @@
         </w:tc>
         <w:tc>
           <w:tcPr>
-            <w:tcW w:w="1236" w:type="dxa"/>
+            <w:tcW w:w="1132" w:type="dxa"/>
           </w:tcPr>
           <w:p>
             <w:pPr>
@@ -4018,7 +3965,7 @@
         </w:tc>
         <w:tc>
           <w:tcPr>
-            <w:tcW w:w="2913" w:type="dxa"/>
+            <w:tcW w:w="3017" w:type="dxa"/>
           </w:tcPr>
           <w:p>
             <w:pPr>
@@ -4070,6 +4017,7 @@
             </w:pPr>
             <w:proofErr w:type="spellStart"/>
             <w:r>
+              <w:lastRenderedPageBreak/>
               <w:t>int</w:t>
             </w:r>
             <w:proofErr w:type="spellEnd"/>
@@ -4090,7 +4038,7 @@
         </w:tc>
         <w:tc>
           <w:tcPr>
-            <w:tcW w:w="1236" w:type="dxa"/>
+            <w:tcW w:w="1132" w:type="dxa"/>
           </w:tcPr>
           <w:p>
             <w:pPr>
@@ -4103,7 +4051,7 @@
         </w:tc>
         <w:tc>
           <w:tcPr>
-            <w:tcW w:w="2913" w:type="dxa"/>
+            <w:tcW w:w="3017" w:type="dxa"/>
           </w:tcPr>
           <w:p>
             <w:pPr>
@@ -4174,7 +4122,7 @@
         </w:tc>
         <w:tc>
           <w:tcPr>
-            <w:tcW w:w="1236" w:type="dxa"/>
+            <w:tcW w:w="1132" w:type="dxa"/>
           </w:tcPr>
           <w:p>
             <w:pPr>
@@ -4187,7 +4135,7 @@
         </w:tc>
         <w:tc>
           <w:tcPr>
-            <w:tcW w:w="2913" w:type="dxa"/>
+            <w:tcW w:w="3017" w:type="dxa"/>
           </w:tcPr>
           <w:p>
             <w:pPr>
@@ -4255,31 +4203,26 @@
               <w:ind w:firstLine="0"/>
             </w:pPr>
             <w:r>
-              <w:t xml:space="preserve">Numérico en coma flotante </w:t>
-            </w:r>
-            <w:r>
-              <w:lastRenderedPageBreak/>
-              <w:t>(simple, IEEE 754).</w:t>
+              <w:t>Numérico en coma flotante (simple, IEEE 754).</w:t>
             </w:r>
           </w:p>
         </w:tc>
         <w:tc>
           <w:tcPr>
-            <w:tcW w:w="1236" w:type="dxa"/>
+            <w:tcW w:w="1132" w:type="dxa"/>
           </w:tcPr>
           <w:p>
             <w:pPr>
               <w:ind w:firstLine="0"/>
             </w:pPr>
             <w:r>
-              <w:lastRenderedPageBreak/>
               <w:t>4</w:t>
             </w:r>
           </w:p>
         </w:tc>
         <w:tc>
           <w:tcPr>
-            <w:tcW w:w="2913" w:type="dxa"/>
+            <w:tcW w:w="3017" w:type="dxa"/>
           </w:tcPr>
           <w:p>
             <w:pPr>
@@ -4350,7 +4293,7 @@
         </w:tc>
         <w:tc>
           <w:tcPr>
-            <w:tcW w:w="1236" w:type="dxa"/>
+            <w:tcW w:w="1132" w:type="dxa"/>
           </w:tcPr>
           <w:p>
             <w:pPr>
@@ -4363,7 +4306,7 @@
         </w:tc>
         <w:tc>
           <w:tcPr>
-            <w:tcW w:w="2913" w:type="dxa"/>
+            <w:tcW w:w="3017" w:type="dxa"/>
           </w:tcPr>
           <w:p>
             <w:pPr>
@@ -4437,7 +4380,7 @@
         </w:tc>
         <w:tc>
           <w:tcPr>
-            <w:tcW w:w="1236" w:type="dxa"/>
+            <w:tcW w:w="1132" w:type="dxa"/>
           </w:tcPr>
           <w:p>
             <w:pPr>
@@ -4450,7 +4393,7 @@
         </w:tc>
         <w:tc>
           <w:tcPr>
-            <w:tcW w:w="2913" w:type="dxa"/>
+            <w:tcW w:w="3017" w:type="dxa"/>
           </w:tcPr>
           <w:p>
             <w:pPr>
@@ -4526,7 +4469,7 @@
         </w:tc>
         <w:tc>
           <w:tcPr>
-            <w:tcW w:w="1236" w:type="dxa"/>
+            <w:tcW w:w="1132" w:type="dxa"/>
           </w:tcPr>
           <w:p>
             <w:pPr>
@@ -4539,7 +4482,7 @@
         </w:tc>
         <w:tc>
           <w:tcPr>
-            <w:tcW w:w="2913" w:type="dxa"/>
+            <w:tcW w:w="3017" w:type="dxa"/>
           </w:tcPr>
           <w:p>
             <w:pPr>
@@ -4593,6 +4536,7 @@
             </w:pPr>
             <w:proofErr w:type="spellStart"/>
             <w:r>
+              <w:lastRenderedPageBreak/>
               <w:t>void</w:t>
             </w:r>
             <w:proofErr w:type="spellEnd"/>
@@ -4613,7 +4557,7 @@
         </w:tc>
         <w:tc>
           <w:tcPr>
-            <w:tcW w:w="1236" w:type="dxa"/>
+            <w:tcW w:w="1132" w:type="dxa"/>
           </w:tcPr>
           <w:p>
             <w:pPr>
@@ -4626,7 +4570,7 @@
         </w:tc>
         <w:tc>
           <w:tcPr>
-            <w:tcW w:w="2913" w:type="dxa"/>
+            <w:tcW w:w="3017" w:type="dxa"/>
           </w:tcPr>
           <w:p>
             <w:pPr>
@@ -4703,7 +4647,6 @@
     </w:p>
     <w:p>
       <w:r>
-        <w:lastRenderedPageBreak/>
         <w:t>Suma (+) → 5 + 3 = 8.</w:t>
       </w:r>
     </w:p>
@@ -4752,6 +4695,7 @@
     </w:p>
     <w:p>
       <w:r>
+        <w:lastRenderedPageBreak/>
         <w:t>Mayor que (&gt;) → 10 &gt; 5 → verdadero.</w:t>
       </w:r>
     </w:p>
@@ -4832,7 +4776,6 @@
     <w:p/>
     <w:p>
       <w:r>
-        <w:lastRenderedPageBreak/>
         <w:t>Por su parte, las estructuras de control son fundamentales para dirigir el flujo del programa. Estas incluyen estructuras condicionales como:</w:t>
       </w:r>
     </w:p>
@@ -4897,6 +4840,7 @@
     </w:p>
     <w:p>
       <w:r>
+        <w:lastRenderedPageBreak/>
         <w:t>FIN</w:t>
       </w:r>
     </w:p>
@@ -4994,45 +4938,45 @@
     </w:p>
     <w:p>
       <w:r>
+        <w:t xml:space="preserve">MIENTRAS </w:t>
+      </w:r>
+      <w:proofErr w:type="spellStart"/>
+      <w:r>
+        <w:t>numero</w:t>
+      </w:r>
+      <w:proofErr w:type="spellEnd"/>
+      <w:r>
+        <w:t xml:space="preserve"> &lt; 0 HACER</w:t>
+      </w:r>
+    </w:p>
+    <w:p>
+      <w:r>
+        <w:t>Mostrar "Ingrese un número positivo"</w:t>
+      </w:r>
+    </w:p>
+    <w:p>
+      <w:r>
+        <w:t>Leer numero</w:t>
+      </w:r>
+    </w:p>
+    <w:p>
+      <w:r>
+        <w:t>FIN MIENTRAS</w:t>
+      </w:r>
+    </w:p>
+    <w:p>
+      <w:r>
+        <w:t>Mostrar "Número válido"</w:t>
+      </w:r>
+    </w:p>
+    <w:p>
+      <w:r>
+        <w:t>FIN</w:t>
+      </w:r>
+    </w:p>
+    <w:p>
+      <w:r>
         <w:lastRenderedPageBreak/>
-        <w:t xml:space="preserve">MIENTRAS </w:t>
-      </w:r>
-      <w:proofErr w:type="spellStart"/>
-      <w:r>
-        <w:t>numero</w:t>
-      </w:r>
-      <w:proofErr w:type="spellEnd"/>
-      <w:r>
-        <w:t xml:space="preserve"> &lt; 0 HACER</w:t>
-      </w:r>
-    </w:p>
-    <w:p>
-      <w:r>
-        <w:t>Mostrar "Ingrese un número positivo"</w:t>
-      </w:r>
-    </w:p>
-    <w:p>
-      <w:r>
-        <w:t>Leer numero</w:t>
-      </w:r>
-    </w:p>
-    <w:p>
-      <w:r>
-        <w:t>FIN MIENTRAS</w:t>
-      </w:r>
-    </w:p>
-    <w:p>
-      <w:r>
-        <w:t>Mostrar "Número válido"</w:t>
-      </w:r>
-    </w:p>
-    <w:p>
-      <w:r>
-        <w:t>FIN</w:t>
-      </w:r>
-    </w:p>
-    <w:p>
-      <w:r>
         <w:t xml:space="preserve">Además, la programación requiere seguir buenas prácticas como la correcta </w:t>
       </w:r>
       <w:proofErr w:type="spellStart"/>
@@ -5192,7 +5136,6 @@
     <w:p/>
     <w:p>
       <w:r>
-        <w:lastRenderedPageBreak/>
         <w:t>Se debe tener presente:</w:t>
       </w:r>
     </w:p>
@@ -5241,6 +5184,7 @@
         </w:numPr>
       </w:pPr>
       <w:r>
+        <w:lastRenderedPageBreak/>
         <w:t xml:space="preserve">El trabajo en equipo y el uso de herramientas colaborativas son fundamentales en proyectos de </w:t>
       </w:r>
       <w:r>
@@ -5316,24 +5260,18 @@
     <w:p>
       <w:pPr>
         <w:pStyle w:val="Prrafodelista"/>
-        <w:numPr>
-          <w:ilvl w:val="0"/>
-          <w:numId w:val="10"/>
-        </w:numPr>
-      </w:pPr>
-      <w:r>
-        <w:t>El aprendizaje de la programación también implica desarrollar habilidades de pensamiento lógico y resolución de problemas.</w:t>
-      </w:r>
+        <w:ind w:left="1429" w:firstLine="0"/>
+      </w:pPr>
     </w:p>
     <w:p>
       <w:pPr>
         <w:pStyle w:val="Ttulo2"/>
       </w:pPr>
-      <w:bookmarkStart w:id="5" w:name="_Toc228784695"/>
+      <w:bookmarkStart w:id="6" w:name="_Toc228784695"/>
       <w:r>
         <w:t>Tipos de lenguajes de programación: compilados e interpretados</w:t>
       </w:r>
-      <w:bookmarkEnd w:id="5"/>
+      <w:bookmarkEnd w:id="6"/>
     </w:p>
     <w:p>
       <w:r>
@@ -5373,17 +5311,17 @@
         <w:rPr>
           <w:b/>
         </w:rPr>
+        <w:t>Lenguajes compilados</w:t>
+      </w:r>
+    </w:p>
+    <w:p>
+      <w:r>
+        <w:t>Este tipo de lenguaje es aquel en el que el programa escrito por el desarrollador (código fuente) se traduce completamente a lenguaje máquina antes de ejecutarse, mediante una herramienta llamada compilador. Este proceso genera un archivo ejecutable que puede correr directamente en el sistema sin necesidad del código original.</w:t>
+      </w:r>
+    </w:p>
+    <w:p>
+      <w:r>
         <w:lastRenderedPageBreak/>
-        <w:t>Lenguajes compilados</w:t>
-      </w:r>
-    </w:p>
-    <w:p>
-      <w:r>
-        <w:t>Este tipo de lenguaje es aquel en el que el programa escrito por el desarrollador (código fuente) se traduce completamente a lenguaje máquina antes de ejecutarse, mediante una herramienta llamada compilador. Este proceso genera un archivo ejecutable que puede correr directamente en el sistema sin necesidad del código original.</w:t>
-      </w:r>
-    </w:p>
-    <w:p>
-      <w:r>
         <w:t>A diferencia de otros tipos de lenguajes, en los compilados la traducción ocurre una sola vez antes de la ejecución, lo que permite que el programa funcione de manera más rápida y eficiente, ya que el computador entiende directamente las instrucciones generadas.</w:t>
       </w:r>
     </w:p>
@@ -5482,18 +5420,21 @@
         <w:rPr>
           <w:b/>
         </w:rPr>
+        <w:t>Lenguajes interpretados</w:t>
+      </w:r>
+    </w:p>
+    <w:p>
+      <w:r>
+        <w:t>Un lenguaje interpretado es aquel en el que el código fuente se ejecuta línea por línea en tiempo real, mediante un programa llamado intérprete, sin necesidad de generar previamente un archivo ejecutable.</w:t>
+      </w:r>
+    </w:p>
+    <w:p>
+      <w:r>
+        <w:t xml:space="preserve">En este tipo de lenguajes, el código no se traduce completamente antes de ejecutarse, sino que el intérprete va leyendo, traduciendo y ejecutando cada </w:t>
+      </w:r>
+      <w:r>
         <w:lastRenderedPageBreak/>
-        <w:t>Lenguajes interpretados</w:t>
-      </w:r>
-    </w:p>
-    <w:p>
-      <w:r>
-        <w:t>Un lenguaje interpretado es aquel en el que el código fuente se ejecuta línea por línea en tiempo real, mediante un programa llamado intérprete, sin necesidad de generar previamente un archivo ejecutable.</w:t>
-      </w:r>
-    </w:p>
-    <w:p>
-      <w:r>
-        <w:t>En este tipo de lenguajes, el código no se traduce completamente antes de ejecutarse, sino que el intérprete va leyendo, traduciendo y ejecutando cada instrucción al momento. Esto permite una mayor flexibilidad y facilita la prueba y corrección de errores durante el desarrollo.</w:t>
+        <w:t>instrucción al momento. Esto permite una mayor flexibilidad y facilita la prueba y corrección de errores durante el desarrollo.</w:t>
       </w:r>
     </w:p>
     <w:p>
@@ -5575,7 +5516,6 @@
         <w:pStyle w:val="Tabla"/>
       </w:pPr>
       <w:r>
-        <w:lastRenderedPageBreak/>
         <w:t>Comparación de lenguajes de programación</w:t>
       </w:r>
     </w:p>
@@ -5773,6 +5713,7 @@
               <w:ind w:firstLine="0"/>
             </w:pPr>
             <w:r>
+              <w:lastRenderedPageBreak/>
               <w:t>Errores</w:t>
             </w:r>
           </w:p>
@@ -5990,12 +5931,12 @@
         </w:numPr>
       </w:pPr>
       <w:r>
+        <w:t>El proceso de desarrollo también cambia: los lenguajes interpretados permiten pruebas rápidas sin necesidad de compilación.</w:t>
+      </w:r>
+    </w:p>
+    <w:p>
+      <w:r>
         <w:lastRenderedPageBreak/>
-        <w:t>El proceso de desarrollo también cambia: los lenguajes interpretados permiten pruebas rápidas sin necesidad de compilación.</w:t>
-      </w:r>
-    </w:p>
-    <w:p>
-      <w:r>
         <w:t>Los compiladores modernos también incluyen herramientas de análisis estático para mejorar la calidad del código, comprender estas diferencias permite seleccionar la mejor tecnología para cada tipo de solución.</w:t>
       </w:r>
     </w:p>
@@ -6026,12 +5967,12 @@
       <w:pPr>
         <w:pStyle w:val="Ttulo1"/>
       </w:pPr>
-      <w:bookmarkStart w:id="6" w:name="_Toc228784696"/>
+      <w:bookmarkStart w:id="7" w:name="_Toc228784696"/>
       <w:r>
         <w:lastRenderedPageBreak/>
         <w:t>Entornos de desarrollo y configuración del proyecto</w:t>
       </w:r>
-      <w:bookmarkEnd w:id="6"/>
+      <w:bookmarkEnd w:id="7"/>
     </w:p>
     <w:p>
       <w:r>
@@ -6243,18 +6184,18 @@
           <w:lang w:eastAsia="es-CO"/>
         </w:rPr>
       </w:pPr>
-      <w:bookmarkStart w:id="7" w:name="_Toc228784697"/>
-      <w:bookmarkEnd w:id="7"/>
+      <w:bookmarkStart w:id="8" w:name="_Toc228784697"/>
+      <w:bookmarkEnd w:id="8"/>
     </w:p>
     <w:p>
       <w:pPr>
         <w:pStyle w:val="Ttulo2"/>
       </w:pPr>
-      <w:bookmarkStart w:id="8" w:name="_Toc228784698"/>
+      <w:bookmarkStart w:id="9" w:name="_Toc228784698"/>
       <w:r>
         <w:t>Entornos de codificación</w:t>
       </w:r>
-      <w:bookmarkEnd w:id="8"/>
+      <w:bookmarkEnd w:id="9"/>
     </w:p>
     <w:p>
       <w:r>
@@ -6671,11 +6612,11 @@
       <w:r>
         <w:t xml:space="preserve"> </w:t>
       </w:r>
-      <w:bookmarkStart w:id="9" w:name="_Toc228784699"/>
+      <w:bookmarkStart w:id="10" w:name="_Toc228784699"/>
       <w:r>
         <w:t>Instalación y configuración del entorno</w:t>
       </w:r>
-      <w:bookmarkEnd w:id="9"/>
+      <w:bookmarkEnd w:id="10"/>
     </w:p>
     <w:p>
       <w:r>
@@ -7106,12 +7047,12 @@
       <w:pPr>
         <w:pStyle w:val="Ttulo2"/>
       </w:pPr>
-      <w:bookmarkStart w:id="10" w:name="_Toc228784700"/>
+      <w:bookmarkStart w:id="11" w:name="_Toc228784700"/>
       <w:r>
         <w:lastRenderedPageBreak/>
         <w:t>Creación de proyectos de programación</w:t>
       </w:r>
-      <w:bookmarkEnd w:id="10"/>
+      <w:bookmarkEnd w:id="11"/>
     </w:p>
     <w:p>
       <w:r>
@@ -7325,14 +7266,9 @@
       <w:r>
         <w:t xml:space="preserve">Posteriormente, en los procedimientos de desarrollo del sistema de información se describen las herramientas y tecnologías empleadas, tales como entornos de </w:t>
       </w:r>
-      <w:proofErr w:type="gramStart"/>
       <w:r>
         <w:lastRenderedPageBreak/>
-        <w:t>desarrollo integrados</w:t>
-      </w:r>
-      <w:proofErr w:type="gramEnd"/>
-      <w:r>
-        <w:t>, plataformas y lenguajes de programación necesarios para la implementación. Junto con ello, se presenta una planificación general que expone la metodología utilizada y los principales pasos seguidos durante la ejecución del proyecto.</w:t>
+        <w:t>desarrollo integrados, plataformas y lenguajes de programación necesarios para la implementación. Junto con ello, se presenta una planificación general que expone la metodología utilizada y los principales pasos seguidos durante la ejecución del proyecto.</w:t>
       </w:r>
     </w:p>
     <w:p>
@@ -7902,12 +7838,12 @@
       <w:pPr>
         <w:pStyle w:val="Ttulo1"/>
       </w:pPr>
-      <w:bookmarkStart w:id="11" w:name="_Toc228784701"/>
+      <w:bookmarkStart w:id="12" w:name="_Toc228784701"/>
       <w:r>
         <w:lastRenderedPageBreak/>
         <w:t>Sintaxis y estructuras de programación en JavaScript</w:t>
       </w:r>
-      <w:bookmarkEnd w:id="11"/>
+      <w:bookmarkEnd w:id="12"/>
     </w:p>
     <w:p>
       <w:r>
@@ -7925,7 +7861,7 @@
     </w:p>
     <w:p>
       <w:r>
-        <w:t xml:space="preserve">La siguiente imagen ejemplifica este proceso: </w:t>
+        <w:t>La siguiente imagen ejemplifica este proceso:</w:t>
       </w:r>
     </w:p>
     <w:p>
@@ -7950,9 +7886,9 @@
           <w:noProof/>
         </w:rPr>
         <w:drawing>
-          <wp:inline distT="0" distB="0" distL="0" distR="0" wp14:anchorId="77E461E1" wp14:editId="237B65A8">
-            <wp:extent cx="6551762" cy="2806373"/>
-            <wp:effectExtent l="0" t="0" r="1905" b="0"/>
+          <wp:inline distT="0" distB="0" distL="0" distR="0" wp14:anchorId="77E461E1" wp14:editId="1C1E1F5C">
+            <wp:extent cx="6291161" cy="2694747"/>
+            <wp:effectExtent l="0" t="0" r="0" b="0"/>
             <wp:docPr id="5" name="Imagen 5" descr="Figura 1 que contiene la página principal de la plataforma Zajuna del SENA, donde se muestra el acceso al aula virtual. Incluye un formulario de inicio de sesión, un aviso de seguridad sobre contraseñas, un menú lateral de servicios, accesos a cursos virtuales y secciones informativas con iconos y fotografías de aprendices."/>
             <wp:cNvGraphicFramePr>
               <a:graphicFrameLocks xmlns:a="http://schemas.openxmlformats.org/drawingml/2006/main" noChangeAspect="1"/>
@@ -7982,7 +7918,7 @@
                   <pic:spPr bwMode="auto">
                     <a:xfrm>
                       <a:off x="0" y="0"/>
-                      <a:ext cx="6577210" cy="2817273"/>
+                      <a:ext cx="6322107" cy="2708002"/>
                     </a:xfrm>
                     <a:prstGeom prst="rect">
                       <a:avLst/>
@@ -9025,18 +8961,18 @@
           <w:lang w:eastAsia="es-CO"/>
         </w:rPr>
       </w:pPr>
-      <w:bookmarkStart w:id="12" w:name="_Toc228784702"/>
-      <w:bookmarkEnd w:id="12"/>
+      <w:bookmarkStart w:id="13" w:name="_Toc228784702"/>
+      <w:bookmarkEnd w:id="13"/>
     </w:p>
     <w:p>
       <w:pPr>
         <w:pStyle w:val="Ttulo2"/>
       </w:pPr>
-      <w:bookmarkStart w:id="13" w:name="_Toc228784703"/>
+      <w:bookmarkStart w:id="14" w:name="_Toc228784703"/>
       <w:r>
         <w:t>Tipos de datos, operadores y orden de evaluación</w:t>
       </w:r>
-      <w:bookmarkEnd w:id="13"/>
+      <w:bookmarkEnd w:id="14"/>
     </w:p>
     <w:p>
       <w:r>
@@ -9932,15 +9868,34 @@
     </w:p>
     <w:p>
       <w:r>
-        <w:t>}</w:t>
-      </w:r>
-    </w:p>
-    <w:p>
+        <w:t xml:space="preserve">} // Fin de la clase </w:t>
+      </w:r>
+      <w:proofErr w:type="spellStart"/>
+      <w:r>
+        <w:t>Factoria</w:t>
+      </w:r>
+      <w:proofErr w:type="spellEnd"/>
+    </w:p>
+    <w:p>
+      <w:pPr>
+        <w:ind w:firstLine="0"/>
+      </w:pPr>
       <w:r>
         <w:t>Y en la clase de aplicación, se tiene el siguiente código de programa:</w:t>
       </w:r>
     </w:p>
     <w:p>
+      <w:pPr>
+        <w:ind w:firstLine="851"/>
+      </w:pPr>
+      <w:r>
+        <w:t>EjecutaFactorial.java</w:t>
+      </w:r>
+    </w:p>
+    <w:p>
+      <w:pPr>
+        <w:ind w:firstLine="851"/>
+      </w:pPr>
       <w:proofErr w:type="spellStart"/>
       <w:r>
         <w:t>import</w:t>
@@ -9960,8 +9915,13 @@
       </w:r>
       <w:proofErr w:type="spellEnd"/>
       <w:r>
-        <w:t xml:space="preserve">; </w:t>
-      </w:r>
+        <w:t>;</w:t>
+      </w:r>
+    </w:p>
+    <w:p>
+      <w:pPr>
+        <w:ind w:firstLine="851"/>
+      </w:pPr>
       <w:proofErr w:type="spellStart"/>
       <w:r>
         <w:t>public</w:t>
@@ -9983,15 +9943,17 @@
         <w:t>EjecutaFactorial</w:t>
       </w:r>
       <w:proofErr w:type="spellEnd"/>
-    </w:p>
-    <w:p>
       <w:r>
         <w:t xml:space="preserve"> {</w:t>
       </w:r>
     </w:p>
     <w:p>
-      <w:proofErr w:type="spellStart"/>
-      <w:r>
+      <w:pPr>
+        <w:ind w:firstLine="851"/>
+      </w:pPr>
+      <w:proofErr w:type="spellStart"/>
+      <w:r>
+        <w:lastRenderedPageBreak/>
         <w:t>public</w:t>
       </w:r>
       <w:proofErr w:type="spellEnd"/>
@@ -10038,41 +10000,44 @@
       </w:r>
       <w:proofErr w:type="spellEnd"/>
       <w:r>
-        <w:t>)</w:t>
-      </w:r>
-    </w:p>
-    <w:p>
-      <w:r>
-        <w:lastRenderedPageBreak/>
-        <w:t xml:space="preserve"> {</w:t>
-      </w:r>
-    </w:p>
-    <w:p>
-      <w:r>
-        <w:t xml:space="preserve">// atributos </w:t>
-      </w:r>
-    </w:p>
-    <w:p>
-      <w:r>
-        <w:t xml:space="preserve">        </w:t>
-      </w:r>
+        <w:t>) {</w:t>
+      </w:r>
+    </w:p>
+    <w:p>
+      <w:pPr>
+        <w:ind w:firstLine="851"/>
+      </w:pPr>
+      <w:r>
+        <w:t>// atributos</w:t>
+      </w:r>
+    </w:p>
+    <w:p>
+      <w:pPr>
+        <w:ind w:firstLine="851"/>
+      </w:pPr>
       <w:proofErr w:type="spellStart"/>
       <w:r>
         <w:t>int</w:t>
       </w:r>
       <w:proofErr w:type="spellEnd"/>
       <w:r>
-        <w:t xml:space="preserve"> n; </w:t>
-      </w:r>
-    </w:p>
-    <w:p>
-      <w:r>
-        <w:t xml:space="preserve">        // establecer objeto de entrada </w:t>
-      </w:r>
-    </w:p>
-    <w:p>
-      <w:r>
-        <w:t xml:space="preserve">        Scanner teclado = new </w:t>
+        <w:t xml:space="preserve"> n;</w:t>
+      </w:r>
+    </w:p>
+    <w:p>
+      <w:pPr>
+        <w:ind w:firstLine="851"/>
+      </w:pPr>
+      <w:r>
+        <w:t>// establecer objeto de entrada</w:t>
+      </w:r>
+    </w:p>
+    <w:p>
+      <w:pPr>
+        <w:ind w:firstLine="851"/>
+      </w:pPr>
+      <w:r>
+        <w:t xml:space="preserve">Scanner teclado = new </w:t>
       </w:r>
       <w:proofErr w:type="gramStart"/>
       <w:r>
@@ -10080,17 +10045,23 @@
       </w:r>
       <w:proofErr w:type="gramEnd"/>
       <w:r>
-        <w:t xml:space="preserve">System.in); </w:t>
-      </w:r>
-    </w:p>
-    <w:p>
-      <w:r>
-        <w:t xml:space="preserve">        // Instancia de clase </w:t>
-      </w:r>
-    </w:p>
-    <w:p>
-      <w:r>
-        <w:t xml:space="preserve">        Factorial </w:t>
+        <w:t>System.in);</w:t>
+      </w:r>
+    </w:p>
+    <w:p>
+      <w:pPr>
+        <w:ind w:firstLine="851"/>
+      </w:pPr>
+      <w:r>
+        <w:t>// Instancia de clase</w:t>
+      </w:r>
+    </w:p>
+    <w:p>
+      <w:pPr>
+        <w:ind w:firstLine="851"/>
+      </w:pPr>
+      <w:r>
+        <w:t xml:space="preserve">Factorial </w:t>
       </w:r>
       <w:proofErr w:type="spellStart"/>
       <w:r>
@@ -10106,77 +10077,83 @@
       </w:r>
       <w:proofErr w:type="gramEnd"/>
       <w:r>
-        <w:t xml:space="preserve">); </w:t>
-      </w:r>
-    </w:p>
-    <w:p>
-      <w:r>
-        <w:t xml:space="preserve">        </w:t>
-      </w:r>
+        <w:t>);</w:t>
+      </w:r>
+    </w:p>
+    <w:p>
+      <w:pPr>
+        <w:ind w:firstLine="851"/>
+      </w:pPr>
       <w:proofErr w:type="spellStart"/>
       <w:r>
         <w:t>System.out.print</w:t>
       </w:r>
       <w:proofErr w:type="spellEnd"/>
       <w:r>
-        <w:t xml:space="preserve"> ("Ingrese Numero; "); </w:t>
-      </w:r>
-    </w:p>
-    <w:p>
-      <w:r>
-        <w:t xml:space="preserve">        n=</w:t>
+        <w:t>("Ingrese Numero: ");</w:t>
+      </w:r>
+    </w:p>
+    <w:p>
+      <w:pPr>
+        <w:ind w:firstLine="851"/>
+      </w:pPr>
+      <w:r>
+        <w:t xml:space="preserve">n = </w:t>
       </w:r>
       <w:proofErr w:type="spellStart"/>
       <w:proofErr w:type="gramStart"/>
       <w:r>
-        <w:t>teclado.NextInt</w:t>
+        <w:t>teclado.nextInt</w:t>
       </w:r>
       <w:proofErr w:type="spellEnd"/>
       <w:proofErr w:type="gramEnd"/>
       <w:r>
-        <w:t xml:space="preserve">(); </w:t>
-      </w:r>
-    </w:p>
-    <w:p>
-      <w:r>
-        <w:t xml:space="preserve">        </w:t>
-      </w:r>
+        <w:t>();</w:t>
+      </w:r>
+    </w:p>
+    <w:p>
+      <w:pPr>
+        <w:ind w:firstLine="851"/>
+      </w:pPr>
       <w:proofErr w:type="spellStart"/>
       <w:r>
         <w:t>objFactorial.EstablecerNumero</w:t>
       </w:r>
       <w:proofErr w:type="spellEnd"/>
       <w:r>
-        <w:t xml:space="preserve">(n); </w:t>
-      </w:r>
-    </w:p>
-    <w:p>
-      <w:r>
-        <w:t xml:space="preserve">        </w:t>
-      </w:r>
+        <w:t>(n);</w:t>
+      </w:r>
+    </w:p>
+    <w:p>
+      <w:pPr>
+        <w:ind w:firstLine="851"/>
+      </w:pPr>
       <w:proofErr w:type="spellStart"/>
       <w:r>
         <w:t>objFactorial.CalcularFactorial</w:t>
       </w:r>
       <w:proofErr w:type="spellEnd"/>
       <w:r>
-        <w:t xml:space="preserve">(); </w:t>
-      </w:r>
-    </w:p>
-    <w:p>
-      <w:r>
-        <w:t xml:space="preserve">        </w:t>
-      </w:r>
+        <w:t>();</w:t>
+      </w:r>
+    </w:p>
+    <w:p>
+      <w:pPr>
+        <w:ind w:firstLine="851"/>
+      </w:pPr>
       <w:proofErr w:type="spellStart"/>
       <w:r>
         <w:t>System.out.println</w:t>
       </w:r>
       <w:proofErr w:type="spellEnd"/>
       <w:r>
-        <w:t xml:space="preserve">("***** RESULTADO *******");         </w:t>
-      </w:r>
-    </w:p>
-    <w:p>
+        <w:t>("***** RESULTADO *******");</w:t>
+      </w:r>
+    </w:p>
+    <w:p>
+      <w:pPr>
+        <w:ind w:firstLine="851"/>
+      </w:pPr>
       <w:proofErr w:type="spellStart"/>
       <w:r>
         <w:t>System.out.println</w:t>
@@ -10191,7 +10168,7 @@
       </w:r>
       <w:proofErr w:type="gramEnd"/>
       <w:r>
-        <w:t xml:space="preserve"> es: "+</w:t>
+        <w:t xml:space="preserve"> es: " + </w:t>
       </w:r>
       <w:proofErr w:type="spellStart"/>
       <w:r>
@@ -10203,14 +10180,30 @@
       </w:r>
     </w:p>
     <w:p>
-      <w:r>
-        <w:t>}</w:t>
-      </w:r>
-    </w:p>
-    <w:p>
-      <w:r>
-        <w:t>}</w:t>
-      </w:r>
+      <w:pPr>
+        <w:ind w:firstLine="851"/>
+      </w:pPr>
+      <w:r>
+        <w:t xml:space="preserve">} // Fin del método </w:t>
+      </w:r>
+      <w:proofErr w:type="spellStart"/>
+      <w:r>
+        <w:t>main</w:t>
+      </w:r>
+      <w:proofErr w:type="spellEnd"/>
+    </w:p>
+    <w:p>
+      <w:pPr>
+        <w:ind w:firstLine="851"/>
+      </w:pPr>
+      <w:r>
+        <w:t xml:space="preserve">} // Fin de la clase </w:t>
+      </w:r>
+      <w:proofErr w:type="spellStart"/>
+      <w:r>
+        <w:t>EjecutaFactorial</w:t>
+      </w:r>
+      <w:proofErr w:type="spellEnd"/>
     </w:p>
     <w:p>
       <w:pPr>
@@ -10848,11 +10841,11 @@
       <w:pPr>
         <w:pStyle w:val="Ttulo2"/>
       </w:pPr>
-      <w:bookmarkStart w:id="14" w:name="_Toc228784704"/>
+      <w:bookmarkStart w:id="15" w:name="_Toc228784704"/>
       <w:r>
         <w:t>Expresiones, funciones y comentarios</w:t>
       </w:r>
-      <w:bookmarkEnd w:id="14"/>
+      <w:bookmarkEnd w:id="15"/>
     </w:p>
     <w:p>
       <w:r>
@@ -11190,144 +11183,25 @@
       </w:r>
     </w:p>
     <w:p>
-      <w:r>
-        <w:t></w:t>
-      </w:r>
-      <w:r>
-        <w:tab/>
-        <w:t>Ejercicio 1</w:t>
-      </w:r>
-    </w:p>
-    <w:p>
-      <w:proofErr w:type="spellStart"/>
-      <w:r>
-        <w:t>let</w:t>
-      </w:r>
-      <w:proofErr w:type="spellEnd"/>
-      <w:r>
-        <w:t xml:space="preserve"> a = 10 + 5 * 2; // ¿Cuál es el resultado?</w:t>
-      </w:r>
-    </w:p>
-    <w:p>
-      <w:r>
-        <w:t></w:t>
-      </w:r>
-      <w:r>
-        <w:tab/>
-        <w:t>Ejercicio 2</w:t>
-      </w:r>
-    </w:p>
-    <w:p>
-      <w:proofErr w:type="spellStart"/>
-      <w:r>
-        <w:t>let</w:t>
-      </w:r>
-      <w:proofErr w:type="spellEnd"/>
-      <w:r>
-        <w:t xml:space="preserve"> b = (10 + 5) * 2; // ¿Cuál es el resultado?</w:t>
-      </w:r>
-    </w:p>
-    <w:p>
-      <w:r>
-        <w:t></w:t>
-      </w:r>
-      <w:r>
-        <w:tab/>
-        <w:t>Ejercicio 3</w:t>
-      </w:r>
-    </w:p>
-    <w:p>
-      <w:proofErr w:type="spellStart"/>
-      <w:r>
-        <w:t>let</w:t>
-      </w:r>
-      <w:proofErr w:type="spellEnd"/>
-      <w:r>
-        <w:t xml:space="preserve"> c = (5 &gt; 3) &amp;&amp; (2 &lt; 1); // ¿Cuál es el resultado?</w:t>
-      </w:r>
-    </w:p>
-    <w:p>
       <w:pPr>
         <w:pStyle w:val="Prrafodelista"/>
         <w:numPr>
           <w:ilvl w:val="0"/>
           <w:numId w:val="32"/>
         </w:numPr>
-        <w:rPr>
-          <w:b/>
-        </w:rPr>
-      </w:pPr>
-      <w:r>
-        <w:rPr>
-          <w:b/>
-        </w:rPr>
-        <w:lastRenderedPageBreak/>
-        <w:t>Funciones</w:t>
-      </w:r>
-    </w:p>
-    <w:p>
-      <w:r>
-        <w:t>En JavaScript, una función es un bloque de código diseñado para realizar una tarea específica. Las funciones permiten reutilizar código, organizar mejor los programas y facilitar el mantenimiento.</w:t>
-      </w:r>
-    </w:p>
-    <w:p>
-      <w:r>
-        <w:t xml:space="preserve">Una función se define utilizando la palabra reservada </w:t>
-      </w:r>
-      <w:proofErr w:type="spellStart"/>
-      <w:r>
-        <w:t>function</w:t>
-      </w:r>
-      <w:proofErr w:type="spellEnd"/>
-      <w:r>
-        <w:t>, seguida de un nombre, paréntesis y un bloque de código.</w:t>
-      </w:r>
-    </w:p>
-    <w:p>
-      <w:r>
-        <w:t>Ejemplo:</w:t>
-      </w:r>
-    </w:p>
-    <w:p>
-      <w:proofErr w:type="spellStart"/>
-      <w:r>
-        <w:t>function</w:t>
-      </w:r>
-      <w:proofErr w:type="spellEnd"/>
-      <w:r>
-        <w:t xml:space="preserve"> </w:t>
-      </w:r>
-      <w:proofErr w:type="gramStart"/>
-      <w:r>
-        <w:t>saludar(</w:t>
-      </w:r>
-      <w:proofErr w:type="gramEnd"/>
-      <w:r>
-        <w:t>) {</w:t>
-      </w:r>
-    </w:p>
-    <w:p>
-      <w:r>
-        <w:t xml:space="preserve">  </w:t>
-      </w:r>
-      <w:proofErr w:type="gramStart"/>
-      <w:r>
-        <w:t>console.log(</w:t>
-      </w:r>
-      <w:proofErr w:type="gramEnd"/>
-      <w:r>
-        <w:t>'Hola mundo');</w:t>
-      </w:r>
-    </w:p>
-    <w:p>
-      <w:r>
-        <w:t>}</w:t>
-      </w:r>
-    </w:p>
-    <w:p/>
-    <w:p>
-      <w:r>
-        <w:t>Las siguientes son las funciones más destacadas y sus ejemplificaciones:</w:t>
+      </w:pPr>
+      <w:r>
+        <w:t>Ejercicio 1</w:t>
+      </w:r>
+    </w:p>
+    <w:p>
+      <w:proofErr w:type="spellStart"/>
+      <w:r>
+        <w:t>let</w:t>
+      </w:r>
+      <w:proofErr w:type="spellEnd"/>
+      <w:r>
+        <w:t xml:space="preserve"> a = 10 + 5 * 2; // ¿Cuál es el resultado?</w:t>
       </w:r>
     </w:p>
     <w:p>
@@ -11337,61 +11211,19 @@
           <w:ilvl w:val="0"/>
           <w:numId w:val="32"/>
         </w:numPr>
-        <w:rPr>
-          <w:b/>
-        </w:rPr>
-      </w:pPr>
-      <w:r>
-        <w:rPr>
-          <w:b/>
-        </w:rPr>
-        <w:t>Funciones con parámetros</w:t>
-      </w:r>
-    </w:p>
-    <w:p>
-      <w:r>
-        <w:t>Las funciones pueden recibir datos de entrada llamados parámetros.</w:t>
-      </w:r>
-    </w:p>
-    <w:p>
-      <w:r>
-        <w:t>Ejemplo:</w:t>
-      </w:r>
-    </w:p>
-    <w:p>
-      <w:proofErr w:type="spellStart"/>
-      <w:r>
-        <w:t>function</w:t>
-      </w:r>
-      <w:proofErr w:type="spellEnd"/>
-      <w:r>
-        <w:t xml:space="preserve"> </w:t>
-      </w:r>
-      <w:proofErr w:type="gramStart"/>
-      <w:r>
-        <w:t>sumar(</w:t>
-      </w:r>
-      <w:proofErr w:type="gramEnd"/>
-      <w:r>
-        <w:t>a, b) {</w:t>
-      </w:r>
-    </w:p>
-    <w:p>
-      <w:r>
-        <w:t xml:space="preserve">  </w:t>
-      </w:r>
-      <w:proofErr w:type="spellStart"/>
-      <w:r>
-        <w:t>return</w:t>
-      </w:r>
-      <w:proofErr w:type="spellEnd"/>
-      <w:r>
-        <w:t xml:space="preserve"> a + b;</w:t>
-      </w:r>
-    </w:p>
-    <w:p>
-      <w:r>
-        <w:t>}</w:t>
+      </w:pPr>
+      <w:r>
+        <w:t>Ejercicio 2</w:t>
+      </w:r>
+    </w:p>
+    <w:p>
+      <w:proofErr w:type="spellStart"/>
+      <w:r>
+        <w:t>let</w:t>
+      </w:r>
+      <w:proofErr w:type="spellEnd"/>
+      <w:r>
+        <w:t xml:space="preserve"> b = (10 + 5) * 2; // ¿Cuál es el resultado?</w:t>
       </w:r>
     </w:p>
     <w:p>
@@ -11401,34 +11233,9 @@
           <w:ilvl w:val="0"/>
           <w:numId w:val="32"/>
         </w:numPr>
-        <w:rPr>
-          <w:b/>
-        </w:rPr>
-      </w:pPr>
-      <w:r>
-        <w:rPr>
-          <w:b/>
-        </w:rPr>
-        <w:t>Funciones con retorno</w:t>
-      </w:r>
-    </w:p>
-    <w:p>
-      <w:r>
-        <w:t xml:space="preserve">Una función puede devolver un valor utilizando la palabra </w:t>
-      </w:r>
-      <w:proofErr w:type="spellStart"/>
-      <w:r>
-        <w:t>return</w:t>
-      </w:r>
-      <w:proofErr w:type="spellEnd"/>
-      <w:r>
-        <w:t>.</w:t>
-      </w:r>
-    </w:p>
-    <w:p>
-      <w:r>
-        <w:lastRenderedPageBreak/>
-        <w:t>Ejemplo:</w:t>
+      </w:pPr>
+      <w:r>
+        <w:t>Ejercicio 3</w:t>
       </w:r>
     </w:p>
     <w:p>
@@ -11438,15 +11245,7 @@
       </w:r>
       <w:proofErr w:type="spellEnd"/>
       <w:r>
-        <w:t xml:space="preserve"> resultado = </w:t>
-      </w:r>
-      <w:proofErr w:type="gramStart"/>
-      <w:r>
-        <w:t>sumar(</w:t>
-      </w:r>
-      <w:proofErr w:type="gramEnd"/>
-      <w:r>
-        <w:t>5, 3); // 8</w:t>
+        <w:t xml:space="preserve"> c = (5 &gt; 3) &amp;&amp; (2 &lt; 1); // ¿Cuál es el resultado?</w:t>
       </w:r>
     </w:p>
     <w:p>
@@ -11464,12 +11263,26 @@
         <w:rPr>
           <w:b/>
         </w:rPr>
-        <w:t>Funciones anónimas</w:t>
-      </w:r>
-    </w:p>
-    <w:p>
-      <w:r>
-        <w:t>Son funciones sin nombre que pueden asignarse a una variable.</w:t>
+        <w:lastRenderedPageBreak/>
+        <w:t>Funciones</w:t>
+      </w:r>
+    </w:p>
+    <w:p>
+      <w:r>
+        <w:t>En JavaScript, una función es un bloque de código diseñado para realizar una tarea específica. Las funciones permiten reutilizar código, organizar mejor los programas y facilitar el mantenimiento.</w:t>
+      </w:r>
+    </w:p>
+    <w:p>
+      <w:r>
+        <w:t xml:space="preserve">Una función se define utilizando la palabra reservada </w:t>
+      </w:r>
+      <w:proofErr w:type="spellStart"/>
+      <w:r>
+        <w:t>function</w:t>
+      </w:r>
+      <w:proofErr w:type="spellEnd"/>
+      <w:r>
+        <w:t>, seguida de un nombre, paréntesis y un bloque de código.</w:t>
       </w:r>
     </w:p>
     <w:p>
@@ -11480,20 +11293,15 @@
     <w:p>
       <w:proofErr w:type="spellStart"/>
       <w:r>
-        <w:t>const</w:t>
-      </w:r>
-      <w:proofErr w:type="spellEnd"/>
-      <w:r>
-        <w:t xml:space="preserve"> saludo = </w:t>
-      </w:r>
-      <w:proofErr w:type="spellStart"/>
+        <w:t>function</w:t>
+      </w:r>
+      <w:proofErr w:type="spellEnd"/>
+      <w:r>
+        <w:t xml:space="preserve"> </w:t>
+      </w:r>
       <w:proofErr w:type="gramStart"/>
       <w:r>
-        <w:t>function</w:t>
-      </w:r>
-      <w:proofErr w:type="spellEnd"/>
-      <w:r>
-        <w:t>(</w:t>
+        <w:t>saludar(</w:t>
       </w:r>
       <w:proofErr w:type="gramEnd"/>
       <w:r>
@@ -11502,12 +11310,26 @@
     </w:p>
     <w:p>
       <w:r>
-        <w:t xml:space="preserve">  console.log('Hola');</w:t>
-      </w:r>
-    </w:p>
-    <w:p>
-      <w:r>
-        <w:t>};</w:t>
+        <w:t xml:space="preserve">  </w:t>
+      </w:r>
+      <w:proofErr w:type="gramStart"/>
+      <w:r>
+        <w:t>console.log(</w:t>
+      </w:r>
+      <w:proofErr w:type="gramEnd"/>
+      <w:r>
+        <w:t>'Hola mundo');</w:t>
+      </w:r>
+    </w:p>
+    <w:p>
+      <w:r>
+        <w:t>}</w:t>
+      </w:r>
+    </w:p>
+    <w:p/>
+    <w:p>
+      <w:r>
+        <w:t>Las siguientes son las funciones más destacadas y sus ejemplificaciones:</w:t>
       </w:r>
     </w:p>
     <w:p>
@@ -11525,26 +11347,12 @@
         <w:rPr>
           <w:b/>
         </w:rPr>
-        <w:t xml:space="preserve">Funciones flecha (Arrow </w:t>
-      </w:r>
-      <w:proofErr w:type="spellStart"/>
-      <w:r>
-        <w:rPr>
-          <w:b/>
-        </w:rPr>
-        <w:t>Functions</w:t>
-      </w:r>
-      <w:proofErr w:type="spellEnd"/>
-      <w:r>
-        <w:rPr>
-          <w:b/>
-        </w:rPr>
-        <w:t>)</w:t>
-      </w:r>
-    </w:p>
-    <w:p>
-      <w:r>
-        <w:t>Son una forma más corta de escribir funciones.</w:t>
+        <w:t>Funciones con parámetros</w:t>
+      </w:r>
+    </w:p>
+    <w:p>
+      <w:r>
+        <w:t>Las funciones pueden recibir datos de entrada llamados parámetros.</w:t>
       </w:r>
     </w:p>
     <w:p>
@@ -11555,11 +11363,37 @@
     <w:p>
       <w:proofErr w:type="spellStart"/>
       <w:r>
-        <w:t>const</w:t>
-      </w:r>
-      <w:proofErr w:type="spellEnd"/>
-      <w:r>
-        <w:t xml:space="preserve"> suma = (a, b) =&gt; a + b;</w:t>
+        <w:t>function</w:t>
+      </w:r>
+      <w:proofErr w:type="spellEnd"/>
+      <w:r>
+        <w:t xml:space="preserve"> </w:t>
+      </w:r>
+      <w:proofErr w:type="gramStart"/>
+      <w:r>
+        <w:t>sumar(</w:t>
+      </w:r>
+      <w:proofErr w:type="gramEnd"/>
+      <w:r>
+        <w:t>a, b) {</w:t>
+      </w:r>
+    </w:p>
+    <w:p>
+      <w:r>
+        <w:t xml:space="preserve">  </w:t>
+      </w:r>
+      <w:proofErr w:type="spellStart"/>
+      <w:r>
+        <w:t>return</w:t>
+      </w:r>
+      <w:proofErr w:type="spellEnd"/>
+      <w:r>
+        <w:t xml:space="preserve"> a + b;</w:t>
+      </w:r>
+    </w:p>
+    <w:p>
+      <w:r>
+        <w:t>}</w:t>
       </w:r>
     </w:p>
     <w:p>
@@ -11577,86 +11411,44 @@
         <w:rPr>
           <w:b/>
         </w:rPr>
-        <w:t>Ámbito (</w:t>
-      </w:r>
-      <w:proofErr w:type="spellStart"/>
-      <w:r>
-        <w:rPr>
-          <w:b/>
-        </w:rPr>
-        <w:t>Scope</w:t>
-      </w:r>
-      <w:proofErr w:type="spellEnd"/>
-      <w:r>
-        <w:rPr>
-          <w:b/>
-        </w:rPr>
-        <w:t>) de las funciones</w:t>
-      </w:r>
-    </w:p>
-    <w:p>
-      <w:r>
-        <w:t xml:space="preserve">El </w:t>
-      </w:r>
-      <w:proofErr w:type="spellStart"/>
-      <w:r>
-        <w:t>scope</w:t>
-      </w:r>
-      <w:proofErr w:type="spellEnd"/>
-      <w:r>
-        <w:t xml:space="preserve"> define el alcance de las variables dentro de una función.</w:t>
-      </w:r>
-    </w:p>
-    <w:p>
-      <w:r>
+        <w:t>Funciones con retorno</w:t>
+      </w:r>
+    </w:p>
+    <w:p>
+      <w:r>
+        <w:t xml:space="preserve">Una función puede devolver un valor utilizando la palabra </w:t>
+      </w:r>
+      <w:proofErr w:type="spellStart"/>
+      <w:r>
+        <w:t>return</w:t>
+      </w:r>
+      <w:proofErr w:type="spellEnd"/>
+      <w:r>
+        <w:t>.</w:t>
+      </w:r>
+    </w:p>
+    <w:p>
+      <w:r>
+        <w:lastRenderedPageBreak/>
         <w:t>Ejemplo:</w:t>
       </w:r>
     </w:p>
     <w:p>
       <w:proofErr w:type="spellStart"/>
       <w:r>
-        <w:t>function</w:t>
-      </w:r>
-      <w:proofErr w:type="spellEnd"/>
-      <w:r>
-        <w:t xml:space="preserve"> </w:t>
+        <w:t>let</w:t>
+      </w:r>
+      <w:proofErr w:type="spellEnd"/>
+      <w:r>
+        <w:t xml:space="preserve"> resultado = </w:t>
       </w:r>
       <w:proofErr w:type="gramStart"/>
       <w:r>
-        <w:t>ejemplo(</w:t>
+        <w:t>sumar(</w:t>
       </w:r>
       <w:proofErr w:type="gramEnd"/>
       <w:r>
-        <w:t>) {</w:t>
-      </w:r>
-    </w:p>
-    <w:p>
-      <w:r>
-        <w:t xml:space="preserve">  </w:t>
-      </w:r>
-      <w:proofErr w:type="spellStart"/>
-      <w:r>
-        <w:t>let</w:t>
-      </w:r>
-      <w:proofErr w:type="spellEnd"/>
-      <w:r>
-        <w:t xml:space="preserve"> x = 10;</w:t>
-      </w:r>
-    </w:p>
-    <w:p>
-      <w:r>
-        <w:t>}</w:t>
-      </w:r>
-    </w:p>
-    <w:p>
-      <w:r>
-        <w:t>// x no es accesible fuera de la función</w:t>
-      </w:r>
-    </w:p>
-    <w:p>
-      <w:r>
-        <w:lastRenderedPageBreak/>
-        <w:t>Igualmente, se presentan los siguientes ejercicios prácticos:</w:t>
+        <w:t>5, 3); // 8</w:t>
       </w:r>
     </w:p>
     <w:p>
@@ -11666,24 +11458,58 @@
           <w:ilvl w:val="0"/>
           <w:numId w:val="32"/>
         </w:numPr>
-      </w:pPr>
-      <w:r>
-        <w:rPr>
-          <w:b/>
-        </w:rPr>
-        <w:t>Ejercicio 1</w:t>
-      </w:r>
-      <w:r>
-        <w:t>:</w:t>
-      </w:r>
-      <w:r>
-        <w:t xml:space="preserve"> c</w:t>
-      </w:r>
-      <w:r>
-        <w:t>rear</w:t>
-      </w:r>
-      <w:r>
-        <w:t xml:space="preserve"> una función que reciba un número y devuelva su cuadrado.</w:t>
+        <w:rPr>
+          <w:b/>
+        </w:rPr>
+      </w:pPr>
+      <w:r>
+        <w:rPr>
+          <w:b/>
+        </w:rPr>
+        <w:t>Funciones anónimas</w:t>
+      </w:r>
+    </w:p>
+    <w:p>
+      <w:r>
+        <w:t>Son funciones sin nombre que pueden asignarse a una variable.</w:t>
+      </w:r>
+    </w:p>
+    <w:p>
+      <w:r>
+        <w:t>Ejemplo:</w:t>
+      </w:r>
+    </w:p>
+    <w:p>
+      <w:proofErr w:type="spellStart"/>
+      <w:r>
+        <w:t>const</w:t>
+      </w:r>
+      <w:proofErr w:type="spellEnd"/>
+      <w:r>
+        <w:t xml:space="preserve"> saludo = </w:t>
+      </w:r>
+      <w:proofErr w:type="spellStart"/>
+      <w:proofErr w:type="gramStart"/>
+      <w:r>
+        <w:t>function</w:t>
+      </w:r>
+      <w:proofErr w:type="spellEnd"/>
+      <w:r>
+        <w:t>(</w:t>
+      </w:r>
+      <w:proofErr w:type="gramEnd"/>
+      <w:r>
+        <w:t>) {</w:t>
+      </w:r>
+    </w:p>
+    <w:p>
+      <w:r>
+        <w:t xml:space="preserve">  console.log('Hola');</w:t>
+      </w:r>
+    </w:p>
+    <w:p>
+      <w:r>
+        <w:t>};</w:t>
       </w:r>
     </w:p>
     <w:p>
@@ -11693,21 +11519,49 @@
           <w:ilvl w:val="0"/>
           <w:numId w:val="32"/>
         </w:numPr>
-      </w:pPr>
-      <w:r>
-        <w:rPr>
-          <w:b/>
-        </w:rPr>
-        <w:t>Ejercicio 2</w:t>
-      </w:r>
-      <w:r>
-        <w:t>:</w:t>
-      </w:r>
-      <w:r>
-        <w:t xml:space="preserve"> c</w:t>
-      </w:r>
-      <w:r>
-        <w:t>rear una función que reciba un nombre y muestre un saludo.</w:t>
+        <w:rPr>
+          <w:b/>
+        </w:rPr>
+      </w:pPr>
+      <w:r>
+        <w:rPr>
+          <w:b/>
+        </w:rPr>
+        <w:t xml:space="preserve">Funciones flecha (Arrow </w:t>
+      </w:r>
+      <w:proofErr w:type="spellStart"/>
+      <w:r>
+        <w:rPr>
+          <w:b/>
+        </w:rPr>
+        <w:t>Functions</w:t>
+      </w:r>
+      <w:proofErr w:type="spellEnd"/>
+      <w:r>
+        <w:rPr>
+          <w:b/>
+        </w:rPr>
+        <w:t>)</w:t>
+      </w:r>
+    </w:p>
+    <w:p>
+      <w:r>
+        <w:t>Son una forma más corta de escribir funciones.</w:t>
+      </w:r>
+    </w:p>
+    <w:p>
+      <w:r>
+        <w:t>Ejemplo:</w:t>
+      </w:r>
+    </w:p>
+    <w:p>
+      <w:proofErr w:type="spellStart"/>
+      <w:r>
+        <w:t>const</w:t>
+      </w:r>
+      <w:proofErr w:type="spellEnd"/>
+      <w:r>
+        <w:t xml:space="preserve"> suma = (a, b) =&gt; a + b;</w:t>
       </w:r>
     </w:p>
     <w:p>
@@ -11717,6 +11571,154 @@
           <w:ilvl w:val="0"/>
           <w:numId w:val="32"/>
         </w:numPr>
+        <w:rPr>
+          <w:b/>
+        </w:rPr>
+      </w:pPr>
+      <w:r>
+        <w:rPr>
+          <w:b/>
+        </w:rPr>
+        <w:t>Ámbito (</w:t>
+      </w:r>
+      <w:proofErr w:type="spellStart"/>
+      <w:r>
+        <w:rPr>
+          <w:b/>
+        </w:rPr>
+        <w:t>Scope</w:t>
+      </w:r>
+      <w:proofErr w:type="spellEnd"/>
+      <w:r>
+        <w:rPr>
+          <w:b/>
+        </w:rPr>
+        <w:t>) de las funciones</w:t>
+      </w:r>
+    </w:p>
+    <w:p>
+      <w:r>
+        <w:t xml:space="preserve">El </w:t>
+      </w:r>
+      <w:proofErr w:type="spellStart"/>
+      <w:r>
+        <w:t>scope</w:t>
+      </w:r>
+      <w:proofErr w:type="spellEnd"/>
+      <w:r>
+        <w:t xml:space="preserve"> define el alcance de las variables dentro de una función.</w:t>
+      </w:r>
+    </w:p>
+    <w:p>
+      <w:r>
+        <w:t>Ejemplo:</w:t>
+      </w:r>
+    </w:p>
+    <w:p>
+      <w:proofErr w:type="spellStart"/>
+      <w:r>
+        <w:t>function</w:t>
+      </w:r>
+      <w:proofErr w:type="spellEnd"/>
+      <w:r>
+        <w:t xml:space="preserve"> </w:t>
+      </w:r>
+      <w:proofErr w:type="gramStart"/>
+      <w:r>
+        <w:t>ejemplo(</w:t>
+      </w:r>
+      <w:proofErr w:type="gramEnd"/>
+      <w:r>
+        <w:t>) {</w:t>
+      </w:r>
+    </w:p>
+    <w:p>
+      <w:r>
+        <w:t xml:space="preserve">  </w:t>
+      </w:r>
+      <w:proofErr w:type="spellStart"/>
+      <w:r>
+        <w:t>let</w:t>
+      </w:r>
+      <w:proofErr w:type="spellEnd"/>
+      <w:r>
+        <w:t xml:space="preserve"> x = 10;</w:t>
+      </w:r>
+    </w:p>
+    <w:p>
+      <w:r>
+        <w:t>}</w:t>
+      </w:r>
+    </w:p>
+    <w:p>
+      <w:r>
+        <w:t>// x no es accesible fuera de la función</w:t>
+      </w:r>
+    </w:p>
+    <w:p>
+      <w:r>
+        <w:lastRenderedPageBreak/>
+        <w:t>Igualmente, se presentan los siguientes ejercicios prácticos:</w:t>
+      </w:r>
+    </w:p>
+    <w:p>
+      <w:pPr>
+        <w:pStyle w:val="Prrafodelista"/>
+        <w:numPr>
+          <w:ilvl w:val="0"/>
+          <w:numId w:val="32"/>
+        </w:numPr>
+      </w:pPr>
+      <w:r>
+        <w:rPr>
+          <w:b/>
+        </w:rPr>
+        <w:t>Ejercicio 1</w:t>
+      </w:r>
+      <w:r>
+        <w:t>:</w:t>
+      </w:r>
+      <w:r>
+        <w:t xml:space="preserve"> c</w:t>
+      </w:r>
+      <w:r>
+        <w:t>rear</w:t>
+      </w:r>
+      <w:r>
+        <w:t xml:space="preserve"> una función que reciba un número y devuelva su cuadrado.</w:t>
+      </w:r>
+    </w:p>
+    <w:p>
+      <w:pPr>
+        <w:pStyle w:val="Prrafodelista"/>
+        <w:numPr>
+          <w:ilvl w:val="0"/>
+          <w:numId w:val="32"/>
+        </w:numPr>
+      </w:pPr>
+      <w:r>
+        <w:rPr>
+          <w:b/>
+        </w:rPr>
+        <w:t>Ejercicio 2</w:t>
+      </w:r>
+      <w:r>
+        <w:t>:</w:t>
+      </w:r>
+      <w:r>
+        <w:t xml:space="preserve"> c</w:t>
+      </w:r>
+      <w:r>
+        <w:t>rear una función que reciba un nombre y muestre un saludo.</w:t>
+      </w:r>
+    </w:p>
+    <w:p>
+      <w:pPr>
+        <w:pStyle w:val="Prrafodelista"/>
+        <w:numPr>
+          <w:ilvl w:val="0"/>
+          <w:numId w:val="32"/>
+        </w:numPr>
       </w:pPr>
       <w:r>
         <w:rPr>
@@ -12018,11 +12020,11 @@
       <w:pPr>
         <w:pStyle w:val="Ttulo2"/>
       </w:pPr>
-      <w:bookmarkStart w:id="15" w:name="_Toc228784705"/>
+      <w:bookmarkStart w:id="16" w:name="_Toc228784705"/>
       <w:r>
         <w:t>Estructuras de selección</w:t>
       </w:r>
-      <w:bookmarkEnd w:id="15"/>
+      <w:bookmarkEnd w:id="16"/>
     </w:p>
     <w:p>
       <w:r>
@@ -12726,7 +12728,7 @@
       <w:pPr>
         <w:pStyle w:val="Ttulo2"/>
       </w:pPr>
-      <w:bookmarkStart w:id="16" w:name="_Toc228784706"/>
+      <w:bookmarkStart w:id="17" w:name="_Toc228784706"/>
       <w:r>
         <w:lastRenderedPageBreak/>
         <w:t>Estructuras de repetición (</w:t>
@@ -12747,7 +12749,7 @@
       <w:r>
         <w:t>)</w:t>
       </w:r>
-      <w:bookmarkEnd w:id="16"/>
+      <w:bookmarkEnd w:id="17"/>
     </w:p>
     <w:p>
       <w:r>
@@ -13141,7 +13143,7 @@
       <w:pPr>
         <w:pStyle w:val="Ttulo2"/>
       </w:pPr>
-      <w:bookmarkStart w:id="17" w:name="_Toc228784707"/>
+      <w:bookmarkStart w:id="18" w:name="_Toc228784707"/>
       <w:r>
         <w:t>Estructuras de salto (</w:t>
       </w:r>
@@ -13161,7 +13163,7 @@
       <w:r>
         <w:t>)</w:t>
       </w:r>
-      <w:bookmarkEnd w:id="17"/>
+      <w:bookmarkEnd w:id="18"/>
     </w:p>
     <w:p>
       <w:r>
@@ -13782,12 +13784,12 @@
       <w:pPr>
         <w:pStyle w:val="Ttulo1"/>
       </w:pPr>
-      <w:bookmarkStart w:id="18" w:name="_Toc228784708"/>
+      <w:bookmarkStart w:id="19" w:name="_Toc228784708"/>
       <w:r>
         <w:lastRenderedPageBreak/>
         <w:t>Estructuras de datos y algoritmos básicos</w:t>
       </w:r>
-      <w:bookmarkEnd w:id="18"/>
+      <w:bookmarkEnd w:id="19"/>
     </w:p>
     <w:p>
       <w:r>
@@ -14523,18 +14525,18 @@
           <w:lang w:eastAsia="es-CO"/>
         </w:rPr>
       </w:pPr>
-      <w:bookmarkStart w:id="19" w:name="_Toc228784709"/>
-      <w:bookmarkEnd w:id="19"/>
+      <w:bookmarkStart w:id="20" w:name="_Toc228784709"/>
+      <w:bookmarkEnd w:id="20"/>
     </w:p>
     <w:p>
       <w:pPr>
         <w:pStyle w:val="Ttulo2"/>
       </w:pPr>
-      <w:bookmarkStart w:id="20" w:name="_Toc228784710"/>
+      <w:bookmarkStart w:id="21" w:name="_Toc228784710"/>
       <w:r>
         <w:t>Estructuras de datos</w:t>
       </w:r>
-      <w:bookmarkEnd w:id="20"/>
+      <w:bookmarkEnd w:id="21"/>
     </w:p>
     <w:p>
       <w:r>
@@ -15439,11 +15441,11 @@
       <w:pPr>
         <w:pStyle w:val="Ttulo2"/>
       </w:pPr>
-      <w:bookmarkStart w:id="21" w:name="_Toc228784711"/>
+      <w:bookmarkStart w:id="22" w:name="_Toc228784711"/>
       <w:r>
         <w:t>Métodos de ordenamiento</w:t>
       </w:r>
-      <w:bookmarkEnd w:id="21"/>
+      <w:bookmarkEnd w:id="22"/>
     </w:p>
     <w:p>
       <w:r>
@@ -15453,14 +15455,12 @@
         <w:lastRenderedPageBreak/>
         <w:t xml:space="preserve">ascendente o descendente. En el desarrollo de </w:t>
       </w:r>
-      <w:bookmarkStart w:id="22" w:name="_GoBack"/>
       <w:r>
         <w:rPr>
           <w:rStyle w:val="Extranjerismo"/>
         </w:rPr>
         <w:t>software</w:t>
       </w:r>
-      <w:bookmarkEnd w:id="22"/>
       <w:r>
         <w:t>, el ordenamiento es clave para optimizar búsquedas, mejorar el rendimiento y facilitar el análisis de datos.</w:t>
       </w:r>
@@ -17022,7 +17022,19 @@
     </w:p>
     <w:p>
       <w:r>
-        <w:t>JavaScript, al ser un lenguaje interpretado, analiza el código antes de ejecutarlo. Durante este proceso, si detecta una estructura incorrecta —como paréntesis sin cerrar, comillas mal utilizadas, palabras reservadas mal escritas o una mala organización del código— genera un error de sintaxis y detiene la ejecución del programa. Esto significa que, a diferencia de otros errores, las fallas de sintaxis deben corregirse obligatoriamente antes de que el código pueda ejecutarse.</w:t>
+        <w:t>JavaScript, al ser un lenguaje interpretado, analiza el código antes de ejecutarlo. Durante este proceso, si detecta una estructura incorrecta —</w:t>
+      </w:r>
+      <w:r>
+        <w:t xml:space="preserve"> </w:t>
+      </w:r>
+      <w:r>
+        <w:t>como paréntesis sin cerrar, comillas mal utilizadas, palabras reservadas mal escritas o una mala organización del código</w:t>
+      </w:r>
+      <w:r>
+        <w:t xml:space="preserve"> </w:t>
+      </w:r>
+      <w:r>
+        <w:t>— genera un error de sintaxis y detiene la ejecución del programa. Esto significa que, a diferencia de otros errores, las fallas de sintaxis deben corregirse obligatoriamente antes de que el código pueda ejecutarse.</w:t>
       </w:r>
     </w:p>
     <w:p>
@@ -19278,15 +19290,16 @@
         <w:t>. Por tanto, el resultado no sale de la función.</w:t>
       </w:r>
     </w:p>
-    <w:p>
-      <w:r>
+    <w:p/>
+    <w:p>
+      <w:r>
+        <w:lastRenderedPageBreak/>
         <w:t>Corrección:</w:t>
       </w:r>
     </w:p>
     <w:p>
       <w:proofErr w:type="spellStart"/>
       <w:r>
-        <w:lastRenderedPageBreak/>
         <w:t>function</w:t>
       </w:r>
       <w:proofErr w:type="spellEnd"/>
@@ -19449,6 +19462,7 @@
     <w:p>
       <w:proofErr w:type="spellStart"/>
       <w:r>
+        <w:lastRenderedPageBreak/>
         <w:t>if</w:t>
       </w:r>
       <w:proofErr w:type="spellEnd"/>
@@ -19466,7 +19480,6 @@
     </w:p>
     <w:p>
       <w:r>
-        <w:lastRenderedPageBreak/>
         <w:t xml:space="preserve">  </w:t>
       </w:r>
       <w:proofErr w:type="gramStart"/>
@@ -19608,12 +19621,12 @@
     </w:p>
     <w:p>
       <w:r>
+        <w:lastRenderedPageBreak/>
         <w:t>console.log(a); // 6</w:t>
       </w:r>
     </w:p>
     <w:p>
       <w:r>
-        <w:lastRenderedPageBreak/>
         <w:t>console.log(b); // 6</w:t>
       </w:r>
     </w:p>
@@ -19692,6 +19705,7 @@
     </w:p>
     <w:p>
       <w:r>
+        <w:lastRenderedPageBreak/>
         <w:t xml:space="preserve">        </w:t>
       </w:r>
       <w:proofErr w:type="spellStart"/>
@@ -19705,7 +19719,6 @@
     </w:p>
     <w:p>
       <w:r>
-        <w:lastRenderedPageBreak/>
         <w:t xml:space="preserve">            </w:t>
       </w:r>
       <w:proofErr w:type="spellStart"/>
@@ -19996,6 +20009,7 @@
         <w:t>Producción:</w:t>
       </w:r>
     </w:p>
+    <w:p/>
     <w:p/>
     <w:p>
       <w:pPr>
@@ -20012,16 +20026,13 @@
         <w:rPr>
           <w:b/>
         </w:rPr>
+        <w:lastRenderedPageBreak/>
         <w:t>Error matemático</w:t>
       </w:r>
     </w:p>
     <w:p>
       <w:r>
-        <w:t xml:space="preserve">A menudo, se recibirá JSON como respuesta a una llamada a la API. Se necesita analizar este JSON en el código JavaScript para extraer los valores. ¿Qué ocurre si la API </w:t>
-      </w:r>
-      <w:r>
-        <w:lastRenderedPageBreak/>
-        <w:t>te envía un JSON mal formado por error? No puede permitirse que la interfaz de usuario falle por esto. Se debe gestionar correctamente y aquí es donde el bloque try…catch vuelve a ser la salvación:</w:t>
+        <w:t>A menudo, se recibirá JSON como respuesta a una llamada a la API. Se necesita analizar este JSON en el código JavaScript para extraer los valores. ¿Qué ocurre si la API te envía un JSON mal formado por error? No puede permitirse que la interfaz de usuario falle por esto. Se debe gestionar correctamente y aquí es donde el bloque try…catch vuelve a ser la salvación:</w:t>
       </w:r>
     </w:p>
     <w:p>
@@ -20276,8 +20287,6 @@
         <w:t>Sin try...catch, la segunda llamada provocará que la aplicación falle.</w:t>
       </w:r>
     </w:p>
-    <w:p/>
-    <w:p/>
     <w:p/>
     <w:p/>
     <w:p/>
@@ -22913,7 +22922,7 @@
   <w:abstractNum w:abstractNumId="10" w15:restartNumberingAfterBreak="0">
     <w:nsid w:val="204D6B6F"/>
     <w:multiLevelType w:val="hybridMultilevel"/>
-    <w:tmpl w:val="1B2CD856"/>
+    <w:tmpl w:val="5608EA00"/>
     <w:lvl w:ilvl="0" w:tplc="240A0001">
       <w:start w:val="1"/>
       <w:numFmt w:val="bullet"/>
@@ -26369,8 +26378,8 @@
   <w:abstractNum w:abstractNumId="43" w15:restartNumberingAfterBreak="0">
     <w:nsid w:val="743558E5"/>
     <w:multiLevelType w:val="hybridMultilevel"/>
-    <w:tmpl w:val="1CCAB6AE"/>
-    <w:lvl w:ilvl="0" w:tplc="E806D9C4">
+    <w:tmpl w:val="2D3CB2BC"/>
+    <w:lvl w:ilvl="0" w:tplc="86968E10">
       <w:start w:val="1"/>
       <w:numFmt w:val="decimal"/>
       <w:pStyle w:val="Figura"/>
@@ -27721,14 +27730,11 @@
     <w:link w:val="FiguraCar"/>
     <w:autoRedefine/>
     <w:qFormat/>
-    <w:rsid w:val="0008743C"/>
+    <w:rsid w:val="003E6DC9"/>
     <w:pPr>
       <w:numPr>
         <w:numId w:val="6"/>
       </w:numPr>
-      <w:tabs>
-        <w:tab w:val="left" w:pos="1134"/>
-      </w:tabs>
     </w:pPr>
     <w:rPr>
       <w:rFonts w:cs="Times New Roman (Cuerpo en alfa"/>
@@ -27743,7 +27749,7 @@
     <w:name w:val="Figura Car"/>
     <w:basedOn w:val="Fuentedeprrafopredeter"/>
     <w:link w:val="Figura"/>
-    <w:rsid w:val="0008743C"/>
+    <w:rsid w:val="003E6DC9"/>
     <w:rPr>
       <w:rFonts w:cs="Times New Roman (Cuerpo en alfa"/>
       <w:b/>
@@ -28949,7 +28955,7 @@
 </file>
 
 <file path=customXml/itemProps1.xml><?xml version="1.0" encoding="utf-8"?>
-<ds:datastoreItem xmlns:ds="http://schemas.openxmlformats.org/officeDocument/2006/customXml" ds:itemID="{A11901EE-DC07-43E7-818D-D55DC7C1659C}">
+<ds:datastoreItem xmlns:ds="http://schemas.openxmlformats.org/officeDocument/2006/customXml" ds:itemID="{74DF363C-9963-4128-91B6-722421766D6D}">
   <ds:schemaRefs>
     <ds:schemaRef ds:uri="http://schemas.openxmlformats.org/officeDocument/2006/bibliography"/>
   </ds:schemaRefs>
@@ -28957,13 +28963,13 @@
 </file>
 
 <file path=customXml/itemProps2.xml><?xml version="1.0" encoding="utf-8"?>
-<ds:datastoreItem xmlns:ds="http://schemas.openxmlformats.org/officeDocument/2006/customXml" ds:itemID="{407B0FF1-4193-4A9F-9294-EE5C4C7DCFED}"/>
+<ds:datastoreItem xmlns:ds="http://schemas.openxmlformats.org/officeDocument/2006/customXml" ds:itemID="{28B6F2ED-5A60-4A39-8BB2-A73B0E507FCE}"/>
 </file>
 
 <file path=customXml/itemProps3.xml><?xml version="1.0" encoding="utf-8"?>
-<ds:datastoreItem xmlns:ds="http://schemas.openxmlformats.org/officeDocument/2006/customXml" ds:itemID="{B82C268B-F8B0-4EEA-BB17-9C6634B64017}"/>
+<ds:datastoreItem xmlns:ds="http://schemas.openxmlformats.org/officeDocument/2006/customXml" ds:itemID="{02740C2E-EF16-4047-B1DA-6D698C4D6D99}"/>
 </file>
 
 <file path=customXml/itemProps4.xml><?xml version="1.0" encoding="utf-8"?>
-<ds:datastoreItem xmlns:ds="http://schemas.openxmlformats.org/officeDocument/2006/customXml" ds:itemID="{2E1D68D2-4BC1-411A-917A-C9629E1CCF91}"/>
+<ds:datastoreItem xmlns:ds="http://schemas.openxmlformats.org/officeDocument/2006/customXml" ds:itemID="{DF7389E0-7C44-45CD-84A8-D6E68B809669}"/>
 </file>